--- a/Research Papper( Can hand gesture control be reliable and safe for real-time drone operation).docx
+++ b/Research Papper( Can hand gesture control be reliable and safe for real-time drone operation).docx
@@ -92,7 +92,21 @@
         <w:rPr>
           <w:rFonts w:asciiTheme="majorBidi" w:hAnsiTheme="majorBidi" w:cstheme="majorBidi"/>
         </w:rPr>
-        <w:t>Gesture-based control offers an intuitive alternative to traditional remote controllers for unmanned aerial vehicles (UAVs), but its reliability and safety in real-time operation remain significant challenges. This paper presents a real-time hand-gesture control system for drone operation, integrating vision-based gesture recognition, command stabilization, and safety-aware filtering into a unified pipeline. The system uses a client-side gesture inference module combined with a REST-based control interface to issue commands to either a physical drone or a simulator.</w:t>
+        <w:t xml:space="preserve">Gesture-based control offers an intuitive alternative to traditional remote </w:t>
+      </w:r>
+      <w:proofErr w:type="gramStart"/>
+      <w:r>
+        <w:rPr>
+          <w:rFonts w:asciiTheme="majorBidi" w:hAnsiTheme="majorBidi" w:cstheme="majorBidi"/>
+        </w:rPr>
+        <w:t>controllers</w:t>
+      </w:r>
+      <w:proofErr w:type="gramEnd"/>
+      <w:r>
+        <w:rPr>
+          <w:rFonts w:asciiTheme="majorBidi" w:hAnsiTheme="majorBidi" w:cstheme="majorBidi"/>
+        </w:rPr>
+        <w:t xml:space="preserve"> for unmanned aerial vehicles (UAVs), but its reliability and safety in real-time operation remain significant challenges. This paper presents a real-time hand-gesture control system for drone operation, integrating vision-based gesture recognition, command stabilization, and safety-aware filtering into a unified pipeline. The system uses a client-side gesture inference module combined with a REST-based control interface to issue commands to either a physical drone or a simulator.</w:t>
       </w:r>
     </w:p>
     <w:p>
@@ -177,7 +191,21 @@
         <w:rPr>
           <w:rFonts w:asciiTheme="majorBidi" w:hAnsiTheme="majorBidi" w:cstheme="majorBidi"/>
         </w:rPr>
-        <w:t>Unmanned aerial vehicles (UAVs), commonly referred to as drones, are increasingly used in applications such as surveillance, inspection, and entertainment. Despite their growing popularity, controlling drones remains a complex task that typically requires specialized remote controllers or mobile interfaces. These traditional control methods introduce a learning curve and can limit accessibility for novice users.</w:t>
+        <w:t xml:space="preserve">Unmanned aerial vehicles (UAVs), commonly referred to as drones, are increasingly used in applications such as surveillance, inspection, and entertainment. Despite their growing popularity, controlling drones remains a complex task that typically requires specialized remote </w:t>
+      </w:r>
+      <w:proofErr w:type="gramStart"/>
+      <w:r>
+        <w:rPr>
+          <w:rFonts w:asciiTheme="majorBidi" w:hAnsiTheme="majorBidi" w:cstheme="majorBidi"/>
+        </w:rPr>
+        <w:t>controllers</w:t>
+      </w:r>
+      <w:proofErr w:type="gramEnd"/>
+      <w:r>
+        <w:rPr>
+          <w:rFonts w:asciiTheme="majorBidi" w:hAnsiTheme="majorBidi" w:cstheme="majorBidi"/>
+        </w:rPr>
+        <w:t xml:space="preserve"> or mobile interfaces. These traditional control methods introduce a learning curve and can limit accessibility for novice users.</w:t>
       </w:r>
     </w:p>
     <w:p>
@@ -463,7 +491,25 @@
           <w:sz w:val="18"/>
           <w:szCs w:val="18"/>
         </w:rPr>
-        <w:t>As shown in Figure 1, the system separates perception, decision-making, and execution into modular components, allowing the gesture recognition, safety logic, and backend controller to operate as loosely coupled parts of the overall pipeline.</w:t>
+        <w:t xml:space="preserve">As shown in Figure 1, the system separates perception, decision-making, and execution into modular components, allowing </w:t>
+      </w:r>
+      <w:proofErr w:type="gramStart"/>
+      <w:r>
+        <w:rPr>
+          <w:rFonts w:asciiTheme="majorBidi" w:hAnsiTheme="majorBidi" w:cstheme="majorBidi"/>
+          <w:sz w:val="18"/>
+          <w:szCs w:val="18"/>
+        </w:rPr>
+        <w:t>the gesture</w:t>
+      </w:r>
+      <w:proofErr w:type="gramEnd"/>
+      <w:r>
+        <w:rPr>
+          <w:rFonts w:asciiTheme="majorBidi" w:hAnsiTheme="majorBidi" w:cstheme="majorBidi"/>
+          <w:sz w:val="18"/>
+          <w:szCs w:val="18"/>
+        </w:rPr>
+        <w:t xml:space="preserve"> recognition, safety logic, and backend controller to operate as loosely coupled parts of the overall pipeline.</w:t>
       </w:r>
     </w:p>
     <w:p>
@@ -1044,13 +1090,23 @@
         </w:rPr>
         <w:t xml:space="preserve">One key component of the safety system is the </w:t>
       </w:r>
-      <w:r>
-        <w:rPr>
-          <w:rFonts w:asciiTheme="majorBidi" w:hAnsiTheme="majorBidi" w:cstheme="majorBidi"/>
-          <w:b/>
-          <w:bCs/>
-        </w:rPr>
-        <w:t>command cooldown mechanism</w:t>
+      <w:proofErr w:type="gramStart"/>
+      <w:r>
+        <w:rPr>
+          <w:rFonts w:asciiTheme="majorBidi" w:hAnsiTheme="majorBidi" w:cstheme="majorBidi"/>
+          <w:b/>
+          <w:bCs/>
+        </w:rPr>
+        <w:t>command cooldown</w:t>
+      </w:r>
+      <w:proofErr w:type="gramEnd"/>
+      <w:r>
+        <w:rPr>
+          <w:rFonts w:asciiTheme="majorBidi" w:hAnsiTheme="majorBidi" w:cstheme="majorBidi"/>
+          <w:b/>
+          <w:bCs/>
+        </w:rPr>
+        <w:t xml:space="preserve"> mechanism</w:t>
       </w:r>
       <w:r>
         <w:rPr>
@@ -1180,8 +1236,16 @@
     <w:p>
       <w:pPr>
         <w:pStyle w:val="NormalWeb"/>
-      </w:pPr>
-      <w:r>
+        <w:rPr>
+          <w:sz w:val="18"/>
+          <w:szCs w:val="18"/>
+        </w:rPr>
+      </w:pPr>
+      <w:r>
+        <w:rPr>
+          <w:sz w:val="18"/>
+          <w:szCs w:val="18"/>
+        </w:rPr>
         <w:lastRenderedPageBreak/>
         <w:t>Figure 2 illustrates the decision-making process of the safety layer, showing how gesture inputs are evaluated and either executed or blocked based on system state, gesture validity, and behavior constraints.</w:t>
       </w:r>
@@ -1189,6 +1253,7 @@
     <w:p>
       <w:pPr>
         <w:spacing w:line="276" w:lineRule="auto"/>
+        <w:jc w:val="center"/>
         <w:rPr>
           <w:rFonts w:asciiTheme="majorBidi" w:hAnsiTheme="majorBidi" w:cstheme="majorBidi"/>
         </w:rPr>
@@ -1255,11 +1320,15 @@
         <w:spacing w:line="276" w:lineRule="auto"/>
         <w:rPr>
           <w:rFonts w:asciiTheme="majorBidi" w:hAnsiTheme="majorBidi" w:cstheme="majorBidi"/>
-        </w:rPr>
-      </w:pPr>
-      <w:r>
-        <w:rPr>
-          <w:rFonts w:asciiTheme="majorBidi" w:hAnsiTheme="majorBidi" w:cstheme="majorBidi"/>
+          <w:sz w:val="18"/>
+          <w:szCs w:val="18"/>
+        </w:rPr>
+      </w:pPr>
+      <w:r>
+        <w:rPr>
+          <w:rFonts w:asciiTheme="majorBidi" w:hAnsiTheme="majorBidi" w:cstheme="majorBidi"/>
+          <w:sz w:val="18"/>
+          <w:szCs w:val="18"/>
         </w:rPr>
         <w:t>As shown in Figure 2, commands are only executed when all safety conditions are satisfied. Otherwise, they are explicitly blocked with a corresponding reason, enabling both safe operation and detailed post-analysis of system behavior.</w:t>
       </w:r>
@@ -1283,22 +1352,28 @@
         <w:rPr>
           <w:rFonts w:asciiTheme="majorBidi" w:hAnsiTheme="majorBidi" w:cstheme="majorBidi"/>
         </w:rPr>
+        <w:t xml:space="preserve">The system also implements a </w:t>
+      </w:r>
+      <w:r>
+        <w:rPr>
+          <w:rFonts w:asciiTheme="majorBidi" w:hAnsiTheme="majorBidi" w:cstheme="majorBidi"/>
+          <w:b/>
+          <w:bCs/>
+        </w:rPr>
+        <w:t>command blocking mechanism</w:t>
+      </w:r>
+      <w:r>
+        <w:rPr>
+          <w:rFonts w:asciiTheme="majorBidi" w:hAnsiTheme="majorBidi" w:cstheme="majorBidi"/>
+        </w:rPr>
+        <w:t xml:space="preserve">, where commands are rejected if certain conditions are not met. Each blocked command is associated with a specific reason, such </w:t>
+      </w:r>
+      <w:r>
+        <w:rPr>
+          <w:rFonts w:asciiTheme="majorBidi" w:hAnsiTheme="majorBidi" w:cstheme="majorBidi"/>
+        </w:rPr>
         <w:lastRenderedPageBreak/>
-        <w:t xml:space="preserve">The system also implements a </w:t>
-      </w:r>
-      <w:r>
-        <w:rPr>
-          <w:rFonts w:asciiTheme="majorBidi" w:hAnsiTheme="majorBidi" w:cstheme="majorBidi"/>
-          <w:b/>
-          <w:bCs/>
-        </w:rPr>
-        <w:t>command blocking mechanism</w:t>
-      </w:r>
-      <w:r>
-        <w:rPr>
-          <w:rFonts w:asciiTheme="majorBidi" w:hAnsiTheme="majorBidi" w:cstheme="majorBidi"/>
-        </w:rPr>
-        <w:t>, where commands are rejected if certain conditions are not met. Each blocked command is associated with a specific reason, such as insufficient gesture stability, low confidence, cooldown enforcement, or system state restrictions. These reasons are logged for later analysis, enabling detailed evaluation of system behavior and failure cases.</w:t>
+        <w:t>as insufficient gesture stability, low confidence, cooldown enforcement, or system state restrictions. These reasons are logged for later analysis, enabling detailed evaluation of system behavior and failure cases.</w:t>
       </w:r>
     </w:p>
     <w:p>
@@ -1375,7 +1450,21 @@
         <w:rPr>
           <w:rFonts w:asciiTheme="majorBidi" w:hAnsiTheme="majorBidi" w:cstheme="majorBidi"/>
         </w:rPr>
-        <w:t>To evaluate the performance of the proposed gesture-based drone control system, a series of experiments were conducted under controlled conditions. The goal of the evaluation is to measure the system’s reliability, responsiveness, and safety across different environments and usage scenarios.</w:t>
+        <w:t xml:space="preserve">To evaluate the performance of the proposed gesture-based drone control system, a series of experiments were conducted under </w:t>
+      </w:r>
+      <w:proofErr w:type="gramStart"/>
+      <w:r>
+        <w:rPr>
+          <w:rFonts w:asciiTheme="majorBidi" w:hAnsiTheme="majorBidi" w:cstheme="majorBidi"/>
+        </w:rPr>
+        <w:t>controlled</w:t>
+      </w:r>
+      <w:proofErr w:type="gramEnd"/>
+      <w:r>
+        <w:rPr>
+          <w:rFonts w:asciiTheme="majorBidi" w:hAnsiTheme="majorBidi" w:cstheme="majorBidi"/>
+        </w:rPr>
+        <w:t xml:space="preserve"> conditions. The goal of the evaluation is to measure the system’s reliability, responsiveness, and safety across different environments and usage scenarios.</w:t>
       </w:r>
     </w:p>
     <w:p>
@@ -1579,7 +1668,21 @@
         <w:rPr>
           <w:rFonts w:asciiTheme="majorBidi" w:hAnsiTheme="majorBidi" w:cstheme="majorBidi"/>
         </w:rPr>
-        <w:t xml:space="preserve"> Normal indoor lighting and reduced (low-light) conditions</w:t>
+        <w:t xml:space="preserve"> Normal indoor lighting and reduced (</w:t>
+      </w:r>
+      <w:proofErr w:type="gramStart"/>
+      <w:r>
+        <w:rPr>
+          <w:rFonts w:asciiTheme="majorBidi" w:hAnsiTheme="majorBidi" w:cstheme="majorBidi"/>
+        </w:rPr>
+        <w:t>low-light</w:t>
+      </w:r>
+      <w:proofErr w:type="gramEnd"/>
+      <w:r>
+        <w:rPr>
+          <w:rFonts w:asciiTheme="majorBidi" w:hAnsiTheme="majorBidi" w:cstheme="majorBidi"/>
+        </w:rPr>
+        <w:t>) conditions</w:t>
       </w:r>
     </w:p>
     <w:p>
@@ -1878,7 +1981,21 @@
         <w:rPr>
           <w:rFonts w:asciiTheme="majorBidi" w:hAnsiTheme="majorBidi" w:cstheme="majorBidi"/>
         </w:rPr>
-        <w:t>All metrics were computed using a dedicated analysis pipeline that processes logged data and generates summary statistics, including confusion matrices and aggregated performance reports.</w:t>
+        <w:t xml:space="preserve">All metrics were computed using a dedicated analysis pipeline that processes logged data and </w:t>
+      </w:r>
+      <w:proofErr w:type="gramStart"/>
+      <w:r>
+        <w:rPr>
+          <w:rFonts w:asciiTheme="majorBidi" w:hAnsiTheme="majorBidi" w:cstheme="majorBidi"/>
+        </w:rPr>
+        <w:t>generates</w:t>
+      </w:r>
+      <w:proofErr w:type="gramEnd"/>
+      <w:r>
+        <w:rPr>
+          <w:rFonts w:asciiTheme="majorBidi" w:hAnsiTheme="majorBidi" w:cstheme="majorBidi"/>
+        </w:rPr>
+        <w:t xml:space="preserve"> summary statistics, including confusion matrices and aggregated performance reports.</w:t>
       </w:r>
     </w:p>
     <w:p>
@@ -2155,8 +2272,16 @@
         <w:rPr>
           <w:rFonts w:asciiTheme="majorBidi" w:hAnsiTheme="majorBidi" w:cstheme="majorBidi"/>
         </w:rPr>
-        <w:t xml:space="preserve"> [INSERT VALUE] ms</w:t>
-      </w:r>
+        <w:t xml:space="preserve"> [INSERT VALUE] </w:t>
+      </w:r>
+      <w:proofErr w:type="spellStart"/>
+      <w:r>
+        <w:rPr>
+          <w:rFonts w:asciiTheme="majorBidi" w:hAnsiTheme="majorBidi" w:cstheme="majorBidi"/>
+        </w:rPr>
+        <w:t>ms</w:t>
+      </w:r>
+      <w:proofErr w:type="spellEnd"/>
     </w:p>
     <w:p>
       <w:pPr>
@@ -2181,8 +2306,16 @@
         <w:rPr>
           <w:rFonts w:asciiTheme="majorBidi" w:hAnsiTheme="majorBidi" w:cstheme="majorBidi"/>
         </w:rPr>
-        <w:t xml:space="preserve"> [INSERT VALUE] ms</w:t>
-      </w:r>
+        <w:t xml:space="preserve"> [INSERT VALUE] </w:t>
+      </w:r>
+      <w:proofErr w:type="spellStart"/>
+      <w:r>
+        <w:rPr>
+          <w:rFonts w:asciiTheme="majorBidi" w:hAnsiTheme="majorBidi" w:cstheme="majorBidi"/>
+        </w:rPr>
+        <w:t>ms</w:t>
+      </w:r>
+      <w:proofErr w:type="spellEnd"/>
     </w:p>
     <w:p>
       <w:pPr>
@@ -2207,8 +2340,16 @@
         <w:rPr>
           <w:rFonts w:asciiTheme="majorBidi" w:hAnsiTheme="majorBidi" w:cstheme="majorBidi"/>
         </w:rPr>
-        <w:t xml:space="preserve"> [INSERT VALUE] ms</w:t>
-      </w:r>
+        <w:t xml:space="preserve"> [INSERT VALUE] </w:t>
+      </w:r>
+      <w:proofErr w:type="spellStart"/>
+      <w:r>
+        <w:rPr>
+          <w:rFonts w:asciiTheme="majorBidi" w:hAnsiTheme="majorBidi" w:cstheme="majorBidi"/>
+        </w:rPr>
+        <w:t>ms</w:t>
+      </w:r>
+      <w:proofErr w:type="spellEnd"/>
     </w:p>
     <w:p>
       <w:pPr>
@@ -2233,8 +2374,16 @@
         <w:rPr>
           <w:rFonts w:asciiTheme="majorBidi" w:hAnsiTheme="majorBidi" w:cstheme="majorBidi"/>
         </w:rPr>
-        <w:t xml:space="preserve"> [INSERT VALUE] ms</w:t>
-      </w:r>
+        <w:t xml:space="preserve"> [INSERT VALUE] </w:t>
+      </w:r>
+      <w:proofErr w:type="spellStart"/>
+      <w:r>
+        <w:rPr>
+          <w:rFonts w:asciiTheme="majorBidi" w:hAnsiTheme="majorBidi" w:cstheme="majorBidi"/>
+        </w:rPr>
+        <w:t>ms</w:t>
+      </w:r>
+      <w:proofErr w:type="spellEnd"/>
     </w:p>
     <w:p>
       <w:pPr>
@@ -2715,7 +2864,21 @@
         <w:rPr>
           <w:rFonts w:asciiTheme="majorBidi" w:hAnsiTheme="majorBidi" w:cstheme="majorBidi"/>
         </w:rPr>
-        <w:t>Overall, the findings highlight that gesture-based drone control is not inherently unreliable, but requires careful system design to handle uncertainty and ensure safe operation. The combination of stabilization, safety filtering, and structured evaluation is key to making such systems practical.</w:t>
+        <w:t xml:space="preserve">Overall, the findings highlight that gesture-based drone control is not inherently </w:t>
+      </w:r>
+      <w:proofErr w:type="gramStart"/>
+      <w:r>
+        <w:rPr>
+          <w:rFonts w:asciiTheme="majorBidi" w:hAnsiTheme="majorBidi" w:cstheme="majorBidi"/>
+        </w:rPr>
+        <w:t>unreliable, but</w:t>
+      </w:r>
+      <w:proofErr w:type="gramEnd"/>
+      <w:r>
+        <w:rPr>
+          <w:rFonts w:asciiTheme="majorBidi" w:hAnsiTheme="majorBidi" w:cstheme="majorBidi"/>
+        </w:rPr>
+        <w:t xml:space="preserve"> requires careful system design to handle uncertainty and ensure safe operation. The combination of stabilization, safety filtering, and structured evaluation is key to making such systems practical.</w:t>
       </w:r>
     </w:p>
     <w:p>
@@ -2752,7 +2915,21 @@
           <w:rFonts w:asciiTheme="majorBidi" w:hAnsiTheme="majorBidi" w:cstheme="majorBidi"/>
         </w:rPr>
         <w:lastRenderedPageBreak/>
-        <w:t>temporal stabilization, and a safety-aware command filtering mechanism into a unified pipeline. Through experimental evaluation, it was shown that raw gesture predictions alone are insufficient for stable control, but can be significantly improved through consistency filtering and confidence-based validation.</w:t>
+        <w:t xml:space="preserve">temporal stabilization, and a safety-aware command filtering mechanism into a unified pipeline. Through experimental evaluation, it was shown that raw gesture predictions alone are insufficient for stable </w:t>
+      </w:r>
+      <w:proofErr w:type="gramStart"/>
+      <w:r>
+        <w:rPr>
+          <w:rFonts w:asciiTheme="majorBidi" w:hAnsiTheme="majorBidi" w:cstheme="majorBidi"/>
+        </w:rPr>
+        <w:t>control, but</w:t>
+      </w:r>
+      <w:proofErr w:type="gramEnd"/>
+      <w:r>
+        <w:rPr>
+          <w:rFonts w:asciiTheme="majorBidi" w:hAnsiTheme="majorBidi" w:cstheme="majorBidi"/>
+        </w:rPr>
+        <w:t xml:space="preserve"> can be significantly improved through consistency filtering and confidence-based validation.</w:t>
       </w:r>
     </w:p>
     <w:p>
